--- a/docs/seminar/lecture-script.docx
+++ b/docs/seminar/lecture-script.docx
@@ -346,7 +346,7 @@
           <w:sz w:val="21"/>
           <w:szCs w:val="21"/>
         </w:rPr>
-        <w:t xml:space="preserve">「私は普段、中小企業の現場業務にAIを入れる仕事をしています。肩書きより数字でご紹介したほうが早いので、次をご覧ください。」</w:t>
+        <w:t xml:space="preserve">「私は普段、中小企業の現場業務にAIを入れる仕事をしています。肩書きより数字が早いのでひとつだけ——見積書の作成を3時間から10分にする、そういう仕事です（※ご自身の実績数字に差し替え）。今日はその中から、明日から使えるものだけを持ってきました。なお90分ノンストップにはしませんので、お手洗いは途中いつでもご自由にどうぞ。」</w:t>
       </w:r>
     </w:p>
     <w:tbl>
@@ -990,7 +990,7 @@
           <w:sz w:val="21"/>
           <w:szCs w:val="21"/>
         </w:rPr>
-        <w:t xml:space="preserve">「経営の悩みって、社員には話せないですよね。ご家族に話しても、なかなか伝わらない。同業に話すのは、ちょっと怖い。そこに、深夜2時でも付き合ってくれて、口が堅くて、タダの相談相手が現れた。これが経営者にとっての生成AIの正体です。社内に相談相手がいない人ほど、効きます。」</w:t>
+        <w:t xml:space="preserve">「経営の悩みって、社員には話せないですよね。ご家族に話しても、なかなか伝わらない。同業に話すのは、ちょっと怖い。そこに、深夜2時でも付き合ってくれて、嫌な顔ひとつせず、タダの相談相手が現れた。これが経営者にとっての生成AIの正体です。ただし、話す内容は選ぶ——だから今日の、社名を入れないルールなんです。社内に相談相手がいない人ほど、効きます。」</w:t>
       </w:r>
     </w:p>
     <w:tbl>
@@ -1547,7 +1547,7 @@
           <w:sz w:val="19"/>
           <w:szCs w:val="19"/>
         </w:rPr>
-        <w:t xml:space="preserve">【動作】ここからはデモ。手書き済みのFAX注文書（紙）を高く掲げる</w:t>
+        <w:t xml:space="preserve">【動作】ここからはデモ。手書き済みのFAX注文書（紙）を高く掲げる。実演の直前に必ず「これはデモ用に作った架空の注文書です」と種明かしする（種明かしを先にする手品師は疑われない）</w:t>
       </w:r>
     </w:p>
     <w:p>
@@ -1634,7 +1634,7 @@
           <w:sz w:val="21"/>
           <w:szCs w:val="21"/>
         </w:rPr>
-        <w:t xml:space="preserve">「毎朝これを転記している方の作業、いまのでゼロになりました。ついでに、Excelに貼れる形式にして、と頼むと、そのまま貼り付けられます。」</w:t>
+        <w:t xml:space="preserve">「毎朝これを転記している方の作業、ゼロにできます。おたくで何分浮くかは、おたくで測ってみてください。ついでに、Excelに貼れる形式にして、と頼むと、そのまま貼り付けられます。」</w:t>
       </w:r>
     </w:p>
     <w:p>
@@ -1938,7 +1938,7 @@
           <w:sz w:val="21"/>
           <w:szCs w:val="21"/>
         </w:rPr>
-        <w:t xml:space="preserve">「お配りした仕分けシートに、ふだんの業務を10個書き出してください。大きな仕事ではなく、見積を書く、日報をまとめる、くらいの粒度で。書けたら、よくあるか、やり方が決まっているか、に丸バツをつけて、右上に入ったものからひとつ選んでください。それが、御社の最初の1業務です。10分お取りします。」</w:t>
+        <w:t xml:space="preserve">「この10分間、お手洗いはご自由にどうぞ。お配りした仕分けシートに、ふだんの業務を10個書き出してください。大きな仕事ではなく、見積を書く、日報をまとめる、くらいの粒度で。書けたら、よくあるか、やり方が決まっているか、に丸バツをつけて、右上に入ったものからひとつ選んでください。それが、御社の最初の1業務です。10分お取りします。」</w:t>
       </w:r>
     </w:p>
     <w:p>
@@ -1956,7 +1956,7 @@
           <w:sz w:val="19"/>
           <w:szCs w:val="19"/>
         </w:rPr>
-        <w:t xml:space="preserve">【動作】参加者ワーク10分。机間巡視でシートを覗き、「その業務、いいですね」と声かけ。ここで見えた各社の業務が2度目の情報収集タイム</w:t>
+        <w:t xml:space="preserve">【動作】参加者ワーク10分。中間5分で「右上に1個でも入った方、挙手」と全体を一度持ち上げる。机間巡視でシートを覗き、「その業務、いいですね」と声かけ。ここで見えた各社の業務が2度目の情報収集タイム</w:t>
       </w:r>
     </w:p>
     <w:p>
@@ -2367,24 +2367,24 @@
           <w:sz w:val="21"/>
           <w:szCs w:val="21"/>
         </w:rPr>
-        <w:t xml:space="preserve">「具体的な金額で見てみます。社員10名、お一人20万円の研修で、総額200万円。経費助成で150万円戻って、実質50万円。さらに研修時間の賃金助成が12万円ついて、最終的なご負担は約38万円です。」</w:t>
-      </w:r>
-    </w:p>
-    <w:p>
-      <w:pPr>
-        <w:spacing w:after="160" w:line="320"/>
-      </w:pPr>
-      <w:r>
-        <w:rPr>
-          <w:rFonts w:ascii="Yu Gothic" w:cs="Yu Gothic" w:eastAsia="Yu Gothic" w:hAnsi="Yu Gothic"/>
-          <w:b w:val="false"/>
-          <w:bCs w:val="false"/>
-          <w:i w:val="false"/>
-          <w:iCs w:val="false"/>
-          <w:sz w:val="21"/>
-          <w:szCs w:val="21"/>
-        </w:rPr>
-        <w:t xml:space="preserve">「200万円の投資判断は重い。でも38万円なら、今日決められる金額ではないでしょうか。違いは、制度が生きているうちに動くかどうか、それだけです。」</w:t>
+        <w:t xml:space="preserve">「具体的な金額で見てみます。社員10名、お一人20万円の研修で、総額200万円。経費助成で150万円戻って、実質50万円。さらに研修時間の賃金助成が12万円ついて、最終的なご負担は約38万円です。社員3名の会社なら総額60万円、実質は約11万円です。なお対象は雇用保険に入っている社員さんで、お一人でされている方は、今日の無料の型と配布資料で十分回ります——人を雇った日が、この制度の使い時です。」</w:t>
+      </w:r>
+    </w:p>
+    <w:p>
+      <w:pPr>
+        <w:spacing w:after="160" w:line="320"/>
+      </w:pPr>
+      <w:r>
+        <w:rPr>
+          <w:rFonts w:ascii="Yu Gothic" w:cs="Yu Gothic" w:eastAsia="Yu Gothic" w:hAnsi="Yu Gothic"/>
+          <w:b w:val="false"/>
+          <w:bCs w:val="false"/>
+          <w:i w:val="false"/>
+          <w:iCs w:val="false"/>
+          <w:sz w:val="21"/>
+          <w:szCs w:val="21"/>
+        </w:rPr>
+        <w:t xml:space="preserve">「200万円の投資判断は重い。でも約38万円なら、検討を今日始められる数字ではないでしょうか。審査はあります、100%とは言えません。それでも、制度が生きているうちに動くかどうかの差は大きい。」</w:t>
       </w:r>
     </w:p>
     <w:p>
